--- a/01. Python机器学习基本流程与结果分析/《人工智能开发技术》实验01报告_何嘉欣.docx
+++ b/01. Python机器学习基本流程与结果分析/《人工智能开发技术》实验01报告_何嘉欣.docx
@@ -1110,17 +1110,16 @@
           </w:tcPr>
           <w:p>
             <w:pPr>
-              <w:spacing w:after="0" w:line="252" w:lineRule="auto"/>
-              <w:jc w:val="left"/>
-            </w:pPr>
-            <w:r/>
-            <w:r>
-              <w:rPr>
-                <w:rFonts w:ascii="宋体" w:hAnsi="宋体" w:eastAsia="宋体"/>
-                <w:b w:val="0"/>
-                <w:sz w:val="18"/>
-              </w:rPr>
-              <w:t>仓库地址：D:/计算智能/01. Python机器学习基本流程与结果分析/实验01_ml_pipeline_work</w:t>
+              <w:spacing w:after="0"/>
+            </w:pPr>
+            <w:r/>
+            <w:r>
+              <w:rPr>
+                <w:rFonts w:ascii="宋体" w:hAnsi="宋体" w:eastAsia="宋体"/>
+                <w:b w:val="0"/>
+                <w:sz w:val="18"/>
+              </w:rPr>
+              <w:t>仓库地址：https://github.com/wxzn222/AID-homework    个人工作目录：01. Python机器学习基本流程与结果分析/实验01_ml_pipeline_work</w:t>
             </w:r>
           </w:p>
         </w:tc>
@@ -1171,7 +1170,7 @@
           </w:p>
           <w:p>
             <w:pPr>
-              <w:spacing w:after="40" w:line="259" w:lineRule="auto"/>
+              <w:spacing w:after="20" w:line="259" w:lineRule="auto"/>
             </w:pPr>
             <w:r>
               <w:rPr>
@@ -1227,7 +1226,7 @@
           </w:p>
           <w:p>
             <w:pPr>
-              <w:spacing w:after="40" w:line="259" w:lineRule="auto"/>
+              <w:spacing w:after="20" w:line="259" w:lineRule="auto"/>
             </w:pPr>
             <w:r>
               <w:rPr>
@@ -1240,7 +1239,7 @@
           </w:p>
           <w:p>
             <w:pPr>
-              <w:spacing w:after="40" w:line="259" w:lineRule="auto"/>
+              <w:spacing w:after="20" w:line="259" w:lineRule="auto"/>
             </w:pPr>
             <w:r>
               <w:rPr>
@@ -1349,7 +1348,7 @@
           </w:p>
           <w:p>
             <w:pPr>
-              <w:spacing w:after="40" w:line="259" w:lineRule="auto"/>
+              <w:spacing w:after="20" w:line="259" w:lineRule="auto"/>
             </w:pPr>
             <w:r>
               <w:rPr>
@@ -1362,7 +1361,7 @@
           </w:p>
           <w:p>
             <w:pPr>
-              <w:spacing w:after="40" w:line="259" w:lineRule="auto"/>
+              <w:spacing w:after="20" w:line="259" w:lineRule="auto"/>
             </w:pPr>
             <w:r>
               <w:rPr>
@@ -1418,7 +1417,7 @@
           </w:p>
           <w:p>
             <w:pPr>
-              <w:spacing w:after="40" w:line="259" w:lineRule="auto"/>
+              <w:spacing w:after="20" w:line="259" w:lineRule="auto"/>
             </w:pPr>
             <w:r>
               <w:rPr>
@@ -1431,7 +1430,7 @@
           </w:p>
           <w:p>
             <w:pPr>
-              <w:spacing w:after="40" w:line="259" w:lineRule="auto"/>
+              <w:spacing w:after="20" w:line="259" w:lineRule="auto"/>
             </w:pPr>
             <w:r>
               <w:rPr>
@@ -1487,7 +1486,7 @@
           </w:p>
           <w:p>
             <w:pPr>
-              <w:spacing w:after="40" w:line="259" w:lineRule="auto"/>
+              <w:spacing w:after="20" w:line="259" w:lineRule="auto"/>
             </w:pPr>
             <w:r>
               <w:rPr>
@@ -1500,7 +1499,7 @@
           </w:p>
           <w:p>
             <w:pPr>
-              <w:spacing w:after="40" w:line="259" w:lineRule="auto"/>
+              <w:spacing w:after="20" w:line="259" w:lineRule="auto"/>
             </w:pPr>
             <w:r>
               <w:rPr>
@@ -1513,7 +1512,7 @@
           </w:p>
           <w:p>
             <w:pPr>
-              <w:spacing w:after="40" w:line="259" w:lineRule="auto"/>
+              <w:spacing w:after="20" w:line="259" w:lineRule="auto"/>
             </w:pPr>
             <w:r>
               <w:rPr>
@@ -1526,7 +1525,7 @@
           </w:p>
           <w:p>
             <w:pPr>
-              <w:spacing w:after="40" w:line="259" w:lineRule="auto"/>
+              <w:spacing w:after="20" w:line="259" w:lineRule="auto"/>
             </w:pPr>
             <w:r>
               <w:rPr>
@@ -1539,7 +1538,7 @@
           </w:p>
           <w:p>
             <w:pPr>
-              <w:spacing w:after="40" w:line="259" w:lineRule="auto"/>
+              <w:spacing w:after="20" w:line="259" w:lineRule="auto"/>
             </w:pPr>
             <w:r>
               <w:rPr>
@@ -1552,7 +1551,7 @@
           </w:p>
           <w:p>
             <w:pPr>
-              <w:spacing w:after="40" w:line="259" w:lineRule="auto"/>
+              <w:spacing w:after="20" w:line="259" w:lineRule="auto"/>
             </w:pPr>
             <w:r>
               <w:rPr>
@@ -1565,7 +1564,7 @@
           </w:p>
           <w:p>
             <w:pPr>
-              <w:spacing w:after="40" w:line="259" w:lineRule="auto"/>
+              <w:spacing w:after="20" w:line="259" w:lineRule="auto"/>
             </w:pPr>
             <w:r>
               <w:rPr>
@@ -1578,7 +1577,7 @@
           </w:p>
           <w:p>
             <w:pPr>
-              <w:spacing w:after="40" w:line="259" w:lineRule="auto"/>
+              <w:spacing w:after="20" w:line="259" w:lineRule="auto"/>
             </w:pPr>
             <w:r>
               <w:rPr>
@@ -1591,7 +1590,7 @@
           </w:p>
           <w:p>
             <w:pPr>
-              <w:spacing w:after="40" w:line="259" w:lineRule="auto"/>
+              <w:spacing w:after="20" w:line="259" w:lineRule="auto"/>
             </w:pPr>
             <w:r>
               <w:rPr>
@@ -1604,7 +1603,7 @@
           </w:p>
           <w:p>
             <w:pPr>
-              <w:spacing w:after="40" w:line="259" w:lineRule="auto"/>
+              <w:spacing w:after="20" w:line="259" w:lineRule="auto"/>
             </w:pPr>
             <w:r>
               <w:rPr>
@@ -1617,7 +1616,7 @@
           </w:p>
           <w:p>
             <w:pPr>
-              <w:spacing w:after="40" w:line="259" w:lineRule="auto"/>
+              <w:spacing w:after="20" w:line="259" w:lineRule="auto"/>
             </w:pPr>
             <w:r>
               <w:rPr>
@@ -1630,7 +1629,7 @@
           </w:p>
           <w:p>
             <w:pPr>
-              <w:spacing w:after="40" w:line="259" w:lineRule="auto"/>
+              <w:spacing w:after="20" w:line="259" w:lineRule="auto"/>
             </w:pPr>
             <w:r>
               <w:rPr>
@@ -1643,7 +1642,7 @@
           </w:p>
           <w:p>
             <w:pPr>
-              <w:spacing w:after="40" w:line="259" w:lineRule="auto"/>
+              <w:spacing w:after="20" w:line="259" w:lineRule="auto"/>
             </w:pPr>
             <w:r>
               <w:rPr>
@@ -1656,7 +1655,7 @@
           </w:p>
           <w:p>
             <w:pPr>
-              <w:spacing w:after="40" w:line="259" w:lineRule="auto"/>
+              <w:spacing w:after="20" w:line="259" w:lineRule="auto"/>
             </w:pPr>
             <w:r>
               <w:rPr>
@@ -1669,7 +1668,7 @@
           </w:p>
           <w:p>
             <w:pPr>
-              <w:spacing w:after="40" w:line="259" w:lineRule="auto"/>
+              <w:spacing w:after="20" w:line="259" w:lineRule="auto"/>
             </w:pPr>
             <w:r>
               <w:rPr>
@@ -1682,7 +1681,7 @@
           </w:p>
           <w:p>
             <w:pPr>
-              <w:spacing w:after="40" w:line="259" w:lineRule="auto"/>
+              <w:spacing w:after="20" w:line="259" w:lineRule="auto"/>
             </w:pPr>
             <w:r>
               <w:rPr>
@@ -1695,7 +1694,7 @@
           </w:p>
           <w:p>
             <w:pPr>
-              <w:spacing w:after="40" w:line="259" w:lineRule="auto"/>
+              <w:spacing w:after="20" w:line="259" w:lineRule="auto"/>
             </w:pPr>
             <w:r>
               <w:rPr>
@@ -1708,7 +1707,7 @@
           </w:p>
           <w:p>
             <w:pPr>
-              <w:spacing w:after="40" w:line="259" w:lineRule="auto"/>
+              <w:spacing w:after="20" w:line="259" w:lineRule="auto"/>
             </w:pPr>
             <w:r>
               <w:rPr>
@@ -1721,7 +1720,7 @@
           </w:p>
           <w:p>
             <w:pPr>
-              <w:spacing w:after="40" w:line="259" w:lineRule="auto"/>
+              <w:spacing w:after="20" w:line="259" w:lineRule="auto"/>
             </w:pPr>
             <w:r>
               <w:rPr>
@@ -1734,7 +1733,7 @@
           </w:p>
           <w:p>
             <w:pPr>
-              <w:spacing w:after="40" w:line="259" w:lineRule="auto"/>
+              <w:spacing w:after="20" w:line="259" w:lineRule="auto"/>
             </w:pPr>
             <w:r>
               <w:rPr>
@@ -1747,7 +1746,7 @@
           </w:p>
           <w:p>
             <w:pPr>
-              <w:spacing w:after="40" w:line="259" w:lineRule="auto"/>
+              <w:spacing w:after="20" w:line="259" w:lineRule="auto"/>
             </w:pPr>
             <w:r>
               <w:rPr>
@@ -1760,7 +1759,7 @@
           </w:p>
           <w:p>
             <w:pPr>
-              <w:spacing w:after="40" w:line="259" w:lineRule="auto"/>
+              <w:spacing w:after="20" w:line="259" w:lineRule="auto"/>
             </w:pPr>
             <w:r>
               <w:rPr>
@@ -1773,7 +1772,7 @@
           </w:p>
           <w:p>
             <w:pPr>
-              <w:spacing w:after="40" w:line="259" w:lineRule="auto"/>
+              <w:spacing w:after="20" w:line="259" w:lineRule="auto"/>
             </w:pPr>
             <w:r>
               <w:rPr>
@@ -1829,7 +1828,7 @@
           </w:p>
           <w:p>
             <w:pPr>
-              <w:spacing w:after="40" w:line="259" w:lineRule="auto"/>
+              <w:spacing w:after="20" w:line="259" w:lineRule="auto"/>
             </w:pPr>
             <w:r>
               <w:rPr>
@@ -1842,7 +1841,7 @@
           </w:p>
           <w:p>
             <w:pPr>
-              <w:spacing w:after="40" w:line="259" w:lineRule="auto"/>
+              <w:spacing w:after="20" w:line="259" w:lineRule="auto"/>
             </w:pPr>
             <w:r>
               <w:rPr>
@@ -1855,7 +1854,7 @@
           </w:p>
           <w:p>
             <w:pPr>
-              <w:spacing w:after="40" w:line="259" w:lineRule="auto"/>
+              <w:spacing w:after="20" w:line="259" w:lineRule="auto"/>
             </w:pPr>
             <w:r>
               <w:rPr>
@@ -1868,7 +1867,7 @@
           </w:p>
           <w:p>
             <w:pPr>
-              <w:spacing w:after="40" w:line="259" w:lineRule="auto"/>
+              <w:spacing w:after="20" w:line="259" w:lineRule="auto"/>
             </w:pPr>
             <w:r>
               <w:rPr>
@@ -1881,7 +1880,7 @@
           </w:p>
           <w:p>
             <w:pPr>
-              <w:spacing w:after="40" w:line="259" w:lineRule="auto"/>
+              <w:spacing w:after="20" w:line="259" w:lineRule="auto"/>
             </w:pPr>
             <w:r>
               <w:rPr>
@@ -1894,7 +1893,7 @@
           </w:p>
           <w:p>
             <w:pPr>
-              <w:spacing w:after="40" w:line="259" w:lineRule="auto"/>
+              <w:spacing w:after="20" w:line="259" w:lineRule="auto"/>
             </w:pPr>
             <w:r>
               <w:rPr>
@@ -1907,7 +1906,7 @@
           </w:p>
           <w:p>
             <w:pPr>
-              <w:spacing w:after="40" w:line="259" w:lineRule="auto"/>
+              <w:spacing w:after="20" w:line="259" w:lineRule="auto"/>
             </w:pPr>
             <w:r>
               <w:rPr>
@@ -1920,7 +1919,7 @@
           </w:p>
           <w:p>
             <w:pPr>
-              <w:spacing w:after="40" w:line="259" w:lineRule="auto"/>
+              <w:spacing w:after="20" w:line="259" w:lineRule="auto"/>
             </w:pPr>
             <w:r>
               <w:rPr>
@@ -2135,7 +2134,7 @@
           </w:p>
           <w:p>
             <w:pPr>
-              <w:spacing w:after="40" w:line="259" w:lineRule="auto"/>
+              <w:spacing w:after="20" w:line="259" w:lineRule="auto"/>
             </w:pPr>
             <w:r>
               <w:rPr>
@@ -2148,7 +2147,7 @@
           </w:p>
           <w:p>
             <w:pPr>
-              <w:spacing w:after="40" w:line="259" w:lineRule="auto"/>
+              <w:spacing w:after="20" w:line="259" w:lineRule="auto"/>
             </w:pPr>
             <w:r>
               <w:rPr>
@@ -2161,7 +2160,7 @@
           </w:p>
           <w:p>
             <w:pPr>
-              <w:spacing w:after="40" w:line="259" w:lineRule="auto"/>
+              <w:spacing w:after="20" w:line="259" w:lineRule="auto"/>
             </w:pPr>
             <w:r>
               <w:rPr>
@@ -2174,7 +2173,7 @@
           </w:p>
           <w:p>
             <w:pPr>
-              <w:spacing w:after="40" w:line="259" w:lineRule="auto"/>
+              <w:spacing w:after="20" w:line="259" w:lineRule="auto"/>
             </w:pPr>
             <w:r>
               <w:rPr>
@@ -2187,7 +2186,7 @@
           </w:p>
           <w:p>
             <w:pPr>
-              <w:spacing w:after="40" w:line="259" w:lineRule="auto"/>
+              <w:spacing w:after="20" w:line="259" w:lineRule="auto"/>
             </w:pPr>
             <w:r>
               <w:rPr>
@@ -2200,7 +2199,7 @@
           </w:p>
           <w:p>
             <w:pPr>
-              <w:spacing w:after="40" w:line="259" w:lineRule="auto"/>
+              <w:spacing w:after="20" w:line="259" w:lineRule="auto"/>
             </w:pPr>
             <w:r>
               <w:rPr>
@@ -2213,7 +2212,7 @@
           </w:p>
           <w:p>
             <w:pPr>
-              <w:spacing w:after="40" w:line="259" w:lineRule="auto"/>
+              <w:spacing w:after="20" w:line="259" w:lineRule="auto"/>
             </w:pPr>
             <w:r>
               <w:rPr>
@@ -2269,7 +2268,7 @@
           </w:p>
           <w:p>
             <w:pPr>
-              <w:spacing w:after="40" w:line="259" w:lineRule="auto"/>
+              <w:spacing w:after="20" w:line="259" w:lineRule="auto"/>
             </w:pPr>
             <w:r>
               <w:rPr>
@@ -2282,7 +2281,7 @@
           </w:p>
           <w:p>
             <w:pPr>
-              <w:spacing w:after="40" w:line="259" w:lineRule="auto"/>
+              <w:spacing w:after="20" w:line="259" w:lineRule="auto"/>
             </w:pPr>
             <w:r>
               <w:rPr>
@@ -2338,7 +2337,7 @@
           </w:p>
           <w:p>
             <w:pPr>
-              <w:spacing w:after="40" w:line="259" w:lineRule="auto"/>
+              <w:spacing w:after="20" w:line="259" w:lineRule="auto"/>
             </w:pPr>
             <w:r>
               <w:rPr>
@@ -2351,7 +2350,7 @@
           </w:p>
           <w:p>
             <w:pPr>
-              <w:spacing w:after="40" w:line="259" w:lineRule="auto"/>
+              <w:spacing w:after="20" w:line="259" w:lineRule="auto"/>
             </w:pPr>
             <w:r>
               <w:rPr>
@@ -2364,7 +2363,7 @@
           </w:p>
           <w:p>
             <w:pPr>
-              <w:spacing w:after="40" w:line="259" w:lineRule="auto"/>
+              <w:spacing w:after="20" w:line="259" w:lineRule="auto"/>
             </w:pPr>
             <w:r>
               <w:rPr>
@@ -2377,7 +2376,7 @@
           </w:p>
           <w:p>
             <w:pPr>
-              <w:spacing w:after="40" w:line="259" w:lineRule="auto"/>
+              <w:spacing w:after="20" w:line="259" w:lineRule="auto"/>
             </w:pPr>
             <w:r>
               <w:rPr>
@@ -2390,7 +2389,7 @@
           </w:p>
           <w:p>
             <w:pPr>
-              <w:spacing w:after="40" w:line="259" w:lineRule="auto"/>
+              <w:spacing w:after="20" w:line="259" w:lineRule="auto"/>
             </w:pPr>
             <w:r>
               <w:rPr>
@@ -2403,7 +2402,7 @@
           </w:p>
           <w:p>
             <w:pPr>
-              <w:spacing w:after="40" w:line="259" w:lineRule="auto"/>
+              <w:spacing w:after="20" w:line="259" w:lineRule="auto"/>
             </w:pPr>
             <w:r>
               <w:rPr>
@@ -2416,7 +2415,7 @@
           </w:p>
           <w:p>
             <w:pPr>
-              <w:spacing w:after="40" w:line="259" w:lineRule="auto"/>
+              <w:spacing w:after="20" w:line="259" w:lineRule="auto"/>
             </w:pPr>
             <w:r>
               <w:rPr>
@@ -2429,7 +2428,7 @@
           </w:p>
           <w:p>
             <w:pPr>
-              <w:spacing w:after="40" w:line="259" w:lineRule="auto"/>
+              <w:spacing w:after="20" w:line="259" w:lineRule="auto"/>
             </w:pPr>
             <w:r>
               <w:rPr>
@@ -2442,7 +2441,7 @@
           </w:p>
           <w:p>
             <w:pPr>
-              <w:spacing w:after="40" w:line="259" w:lineRule="auto"/>
+              <w:spacing w:after="20" w:line="259" w:lineRule="auto"/>
             </w:pPr>
             <w:r>
               <w:rPr>
@@ -2455,7 +2454,7 @@
           </w:p>
           <w:p>
             <w:pPr>
-              <w:spacing w:after="40" w:line="259" w:lineRule="auto"/>
+              <w:spacing w:after="20" w:line="259" w:lineRule="auto"/>
             </w:pPr>
             <w:r>
               <w:rPr>
@@ -2511,7 +2510,7 @@
           </w:p>
           <w:p>
             <w:pPr>
-              <w:spacing w:after="40" w:line="259" w:lineRule="auto"/>
+              <w:spacing w:after="20" w:line="259" w:lineRule="auto"/>
             </w:pPr>
             <w:r>
               <w:rPr>
@@ -2524,7 +2523,7 @@
           </w:p>
           <w:p>
             <w:pPr>
-              <w:spacing w:after="40" w:line="259" w:lineRule="auto"/>
+              <w:spacing w:after="20" w:line="259" w:lineRule="auto"/>
             </w:pPr>
             <w:r>
               <w:rPr>
@@ -2537,7 +2536,7 @@
           </w:p>
           <w:p>
             <w:pPr>
-              <w:spacing w:after="40" w:line="259" w:lineRule="auto"/>
+              <w:spacing w:after="20" w:line="259" w:lineRule="auto"/>
             </w:pPr>
             <w:r>
               <w:rPr>
@@ -2550,7 +2549,7 @@
           </w:p>
           <w:p>
             <w:pPr>
-              <w:spacing w:after="40" w:line="259" w:lineRule="auto"/>
+              <w:spacing w:after="20" w:line="259" w:lineRule="auto"/>
             </w:pPr>
             <w:r>
               <w:rPr>
@@ -2563,7 +2562,7 @@
           </w:p>
           <w:p>
             <w:pPr>
-              <w:spacing w:after="40" w:line="259" w:lineRule="auto"/>
+              <w:spacing w:after="20" w:line="259" w:lineRule="auto"/>
             </w:pPr>
             <w:r>
               <w:rPr>
@@ -2576,7 +2575,7 @@
           </w:p>
           <w:p>
             <w:pPr>
-              <w:spacing w:after="40" w:line="259" w:lineRule="auto"/>
+              <w:spacing w:after="20" w:line="259" w:lineRule="auto"/>
             </w:pPr>
             <w:r>
               <w:rPr>
@@ -2589,7 +2588,7 @@
           </w:p>
           <w:p>
             <w:pPr>
-              <w:spacing w:after="40" w:line="259" w:lineRule="auto"/>
+              <w:spacing w:after="20" w:line="259" w:lineRule="auto"/>
             </w:pPr>
             <w:r>
               <w:rPr>
@@ -2602,7 +2601,7 @@
           </w:p>
           <w:p>
             <w:pPr>
-              <w:spacing w:after="40" w:line="259" w:lineRule="auto"/>
+              <w:spacing w:after="20" w:line="259" w:lineRule="auto"/>
             </w:pPr>
             <w:r>
               <w:rPr>
